--- a/Odigies_v5.docx
+++ b/Odigies_v5.docx
@@ -1316,81 +1316,25 @@
     </w:p>
     <w:p>
       <w:r>
-        <w:t>Πριν ξεκινήσεις, ρώτησέ με για:</w:t>
-      </w:r>
-    </w:p>
-    <w:p>
-      <w:pPr>
-        <w:pStyle w:val="ListBullet"/>
-        <w:spacing w:after="60"/>
-      </w:pPr>
-      <w:r>
-        <w:t>επάγγελμα και σπουδές,</w:t>
-      </w:r>
-    </w:p>
-    <w:p>
-      <w:pPr>
-        <w:pStyle w:val="ListBullet"/>
-        <w:spacing w:after="60"/>
-      </w:pPr>
-      <w:r>
-        <w:t>σημαντικές σχέσεις και οικογενειακή κατάσταση,</w:t>
-      </w:r>
-    </w:p>
-    <w:p>
-      <w:pPr>
-        <w:pStyle w:val="ListBullet"/>
-        <w:spacing w:after="60"/>
-      </w:pPr>
-      <w:r>
-        <w:t>βασικά έργα ή ερευνητικά ενδιαφέροντα,</w:t>
-      </w:r>
-    </w:p>
-    <w:p>
-      <w:pPr>
-        <w:pStyle w:val="ListBullet"/>
-        <w:spacing w:after="60"/>
-      </w:pPr>
-      <w:r>
-        <w:t>εργασιακές συνήθειες,</w:t>
-      </w:r>
-    </w:p>
-    <w:p>
-      <w:pPr>
-        <w:pStyle w:val="ListBullet"/>
-        <w:spacing w:after="60"/>
-      </w:pPr>
-      <w:r>
-        <w:t>εμπειρίες που θέλω να ενσωματωθούν.</w:t>
+        <w:t>Χρησιμοποίησε μόνο το όνομα που εξάγεται από το νέο PDF και τα ελεγμένα δεδομένα του χάρτη. Προχώρησε στη συγγραφή χωρίς να ζητήσεις πρόσθετα προσωπικά στοιχεία ή επιβεβαίωση για την απουσία τους. Μην χρησιμοποιήσεις πληροφορίες από προηγούμενη συζήτηση, μνήμη, παλιό έγγραφο ή άλλο πρόσωπο.</w:t>
       </w:r>
     </w:p>
     <w:p>
       <w:r>
-        <w:t>Μην χρησιμοποιήσεις πληροφορίες από προηγούμενη συζήτηση, μνήμη, παλιό έγγραφο ή άλλο πρόσωπο. Χρησιμοποίησε αποκλειστικά όσα αναγράφονται ρητά στην ενότητα «ΠΡΟΣΩΠΙΚΟ ΠΛΑΙΣΙΟ» της τρέχουσας εργασίας. Αν λείπει αναγκαία πληροφορία, ζήτησε επιβεβαίωση αντί να τη συμπληρώσεις από μνήμη.</w:t>
+        <w:t>Διατύπωσε την ανάλυση στο δεύτερο πρόσωπο με πιθανική, προσεκτική γλώσσα. Μην παρουσιάζεις ως γνωστά γεγονότα επάγγελμα, σπουδές, οικογενειακή κατάσταση, παιδιά, έργα, στόχους, συνήθειες ή εμπειρίες που δεν περιλαμβάνονται ρητά στην τρέχουσα πηγή.</w:t>
       </w:r>
     </w:p>
     <w:p>
       <w:r>
-        <w:t>Κάθε προσωπικός ισχυρισμός πρέπει είτε να βασίζεται σε πληροφορία που έδωσε το ίδιο το άτομο είτε να διατυπώνεται καθαρά ως πιθανότητα. Μην επινοείς εμπειρίες και μην παρουσιάζεις ως γνωστό χαρακτηριστικό κάτι που προκύπτει μόνο από τον χάρτη.</w:t>
+        <w:t>Η παρουσία μόνο του ονόματος είναι επαρκής για να αρχίσει η συγγραφή. Δεν αποτελεί ελλιπές προσωπικό πλαίσιο και δεν απαιτεί ενδιάμεση ερώτηση ή παύση.</w:t>
       </w:r>
     </w:p>
     <w:p>
-      <w:pPr/>
-      <w:r>
-        <w:t>Πριν ξεκινήσεις τη συγγραφή, έλεγξε ότι η ενότητα «ΠΡΟΣΩΠΙΚΟ ΠΛΑΙΣΙΟ» της πηγής περιλαμβάνει όλα τα πεδία που έχουν συμπληρωθεί (επάγγελμα/σπουδές, σχέσεις/οικογενειακή κατάσταση, έργα/ενδιαφέροντα, εργασιακές συνήθειες). Αν η ενότητα περιέχει μόνο μέρος αυτών των στοιχείων (π.χ. μόνο το όνομα) ενώ αναμένεται να έχουν δοθεί περισσότερα, μην προχωρήσεις σιωπηρά με ελλιπές προσωπικό πλαίσιο· επισήμανε ρητά την έλλειψη και ζήτησε επιβεβαίωση πριν τη συγγραφή.</w:t>
-      </w:r>
-    </w:p>
-    <w:p>
       <w:pPr>
         <w:pStyle w:val="Heading1"/>
       </w:pPr>
       <w:r>
         <w:t>9. Κανόνες γλώσσας</w:t>
-      </w:r>
-    </w:p>
-    <w:p>
-      <w:r>
-        <w:t>Η ερμηνεία να είναι προσωπική και συνθετική, αλλά όχι μοιρολατρική, διαγνωστική, προφητική, απόλυτα ψυχολογική ή υπερβολικά δραματική.</w:t>
       </w:r>
     </w:p>
     <w:p>
@@ -1888,7 +1832,7 @@
         <w:pStyle w:val="ListBullet"/>
       </w:pPr>
       <w:r>
-        <w:t>πληρότητα της ενότητας «ΠΡΟΣΩΠΙΚΟ ΠΛΑΙΣΙΟ» σε σχέση με τα στοιχεία που δόθηκαν (κανόνας 8).</w:t>
+        <w:t>τήρηση του ορίου προσωπικών γεγονότων: μόνο το όνομα από το νέο PDF, χωρίς επινόηση προσωπικών στοιχείων (κανόνας 8).</w:t>
       </w:r>
     </w:p>
     <w:p>
@@ -2069,7 +2013,7 @@
     </w:p>
     <w:p>
       <w:r>
-        <w:t>Προσωπικά γεγονότα επιτρέπονται μόνο αν εμφανίζονται ρητά στο πεδίο «ΠΡΟΣΩΠΙΚΟ ΠΛΑΙΣΙΟ» της τρέχουσας εργασίας. Προηγούμενες συνομιλίες, μνήμη, παλιές αναλύσεις και παραδείγματα ύφους δεν αποτελούν πηγές δεδομένων. Αν έχει δοθεί μόνο όνομα, δεν επιτρέπεται να αναφερθούν ως γεγονότα επάγγελμα, σπουδές, οικογενειακή κατάσταση, αριθμός παιδιών, έργα, συνήθειες ή εμπειρίες.</w:t>
+        <w:t>Προσωπικά γεγονότα επιτρέπονται μόνο αν εμφανίζονται ρητά στην τρέχουσα πηγή. Προηγούμενες συνομιλίες, μνήμη, παλιές αναλύσεις και παραδείγματα ύφους δεν αποτελούν πηγές δεδομένων. Όταν η πηγή δίνει μόνο όνομα, δεν επιτρέπεται να αναφερθούν ως γεγονότα επάγγελμα, σπουδές, οικογενειακή κατάσταση, παιδιά, έργα, συνήθειες ή εμπειρίες. Προχώρησε χωρίς να ζητήσεις συμπληρωματικά προσωπικά στοιχεία.</w:t>
       </w:r>
     </w:p>
     <w:p>
